--- a/download/rasadgar-dollar-wordpress-guide.docx
+++ b/download/rasadgar-dollar-wordpress-guide.docx
@@ -168,7 +168,7 @@
                 <w:szCs w:val="24"/>
                 <w:rtl/>
               </w:rPr>
-              <w:t xml:space="preserve">نسخهٔ ابزار: ۱٫۰٫۰ — مستقل، بدون نیاز به دیتابیس</w:t>
+              <w:t>نسخهٔ ابزار: ۱٫۱٫۱ — مستقل، بدون نیاز به دیتابیس</w:t>
             </w:r>
           </w:p>
           <w:p>
@@ -733,7 +733,7 @@
           <w:szCs w:val="24"/>
           <w:rtl/>
         </w:rPr>
-        <w:t xml:space="preserve">نسخهٔ وردپرسی شامل این بخش‌ها است: پایش اخبار اقتصادی دلار و ارزهای اصلی، چارت رسمی تریدینگ‌ویو با چند نماد و تایم‌فریم، تحلیل هوشمند الگوریتمی، دستیار معامله‌گر با نمای بازار و عوامل کمّی و واگرایی دلار، پیشنهاد معامله با موتور اسکلپ (موج شکست، اوردر بلاک، ستاپ ۴ساعته، واگرایی پنج‌ابزاری) با کالیبراسیون اسپات، پنجرهٔ مستقل سیگنال اسکلپ اونس و ماشین‌حساب پیپ و حد ضرر و حد سود.</w:t>
+        <w:t>نسخهٔ وردپرسی شامل این بخش‌ها است: پایش اخبار اقتصادی دلار و ارزهای اصلی، چارت رسمی تریدینگ‌ویو با چند نماد و تایم‌فریم، تحلیل هوشمند الگوریتمی، دستیار معامله‌گر با نمای بازار و واگرایی دلار، دماسنج فشار خرید و فروش از رأی فنی تریدینگ‌ویو، پنجرهٔ تحلیل و پیش‌بینی طلا (LiteFinance و FXStreet) با نقشهٔ مسیر امروز، پیشنهاد معامله با موتور اسکلپ (موج شکست، اوردر بلاک، ستاپ ۴ساعته، واگرایی پنج‌ابزاری) با کالیبراسیون اسپات، پنجرهٔ مستقل سیگنال اسکلپ اونس و ماشین‌حساب پیپ و حد ضرر و حد سود.</w:t>
       </w:r>
     </w:p>
     <w:p>
